--- a/paper/highlights.docx
+++ b/paper/highlights.docx
@@ -110,7 +110,7 @@
           <w:sz w:val="22"/>
           <w:szCs w:val="22"/>
         </w:rPr>
-        <w:t xml:space="preserve">Conformal coverage is 0.889 overall but only 0.08 for the rarest class</w:t>
+        <w:t xml:space="preserve">Per-class coverage spans 0.98 to 0.08; the fix triples prediction-set size</w:t>
       </w:r>
     </w:p>
     <w:p>
